--- a/livrables/lecons/placement-financier/2026-08-01_lecon-placement-financier_08_immobilier-scpi-pierre-papier.docx
+++ b/livrables/lecons/placement-financier/2026-08-01_lecon-placement-financier_08_immobilier-scpi-pierre-papier.docx
@@ -483,6 +483,17 @@
           <w:szCs w:val="22"/>
         </w:rPr>
         <w:t xml:space="preserve">Rendement annuel brut moyen : 4 % à 5 %/an (plus élevé sur l'immobilier commercial que résidentiel).</w:t>
+      </w:r>
+      <w:r>
+        <w:rPr>
+          <w:rFonts w:ascii="Times New Roman" w:cs="Times New Roman" w:eastAsia="Times New Roman" w:hAnsi="Times New Roman"/>
+          <w:i/>
+          <w:iCs/>
+          <w:color w:val="6B7280"/>
+          <w:sz w:val="20"/>
+          <w:szCs w:val="20"/>
+        </w:rPr>
+        <w:t xml:space="preserve"> [Précisé le 26/09/2026 : la leçon 07 annonçait « nous analyserons les RENDEMENTS HISTORIQUES ». Ce chiffre est une MOYENNE COURANTE, pas une série historique : cette leçon ne donne aucune évolution année par année du taux de distribution des SCPI, et n'en donnait aucune le 01/08/2026. Le thème annoncé n'est donc traité qu'à moitié — le niveau, pas son histoire. Constaté le 26/09/2026 en rendant vivant le contrôle de continuité.]</w:t>
       </w:r>
     </w:p>
     <w:p>
@@ -3418,6 +3429,17 @@
         </w:rPr>
         <w:t xml:space="preserve">Leçon 9 (samedi 8 août 2026) : Les frais (entrée, gestion, courtage, rétrocessions) et leur impact majeur sur le long terme. Nous verrons comment comparer les enveloppes sur leur coût total, comment calculer l'effet des frais sur 10, 15 et 20 ans, et quels outils permettent de comparer les offres (DICI, KIID, simulateurs).</w:t>
       </w:r>
+      <w:r>
+        <w:rPr>
+          <w:rFonts w:ascii="Times New Roman" w:cs="Times New Roman" w:eastAsia="Times New Roman" w:hAnsi="Times New Roman"/>
+          <w:i/>
+          <w:iCs/>
+          <w:color w:val="6B7280"/>
+          <w:sz w:val="20"/>
+          <w:szCs w:val="20"/>
+        </w:rPr>
+        <w:t xml:space="preserve"> Thèmes annoncés : frais d'entrée, frais de gestion, courtage, rétrocessions, coût total, impact sur le long terme. [Ajouté le 26/09/2026 : cette ligne nomme, dans les termes de cette section même, ce que la leçon suivante devra traiter ou déclarer non traité. Elle est la condition du contrôle de continuité ajouté ce jour au prompt : sans elle, la leçon suivante ne peut pas être contrôlée sur ce qu'on lui a promis — c'est ce qui est arrivé entre la n°15 et la n°16.]</w:t>
+      </w:r>
     </w:p>
     <w:p>
       <w:pPr>
@@ -3439,6 +3461,72 @@
           <w:szCs w:val="18"/>
         </w:rPr>
         <w:t xml:space="preserve">⚠️ Ces leçons sont de l'éducation financière générale — elles ne constituent pas un conseil en investissement. Risque de perte en capital.</w:t>
+      </w:r>
+    </w:p>
+    <w:p>
+      <w:pPr>
+        <w:spacing w:after="120" w:before="360" w:line="276"/>
+      </w:pPr>
+      <w:r>
+        <w:rPr>
+          <w:rFonts w:ascii="Times New Roman" w:cs="Times New Roman" w:eastAsia="Times New Roman" w:hAnsi="Times New Roman"/>
+          <w:b/>
+          <w:bCs/>
+          <w:color w:val="1F2937"/>
+          <w:sz w:val="22"/>
+          <w:szCs w:val="22"/>
+        </w:rPr>
+        <w:t xml:space="preserve">📝 Journal des corrections — 25 septembre 2026</w:t>
+      </w:r>
+    </w:p>
+    <w:p>
+      <w:pPr>
+        <w:spacing w:after="60" w:before="60" w:line="276"/>
+      </w:pPr>
+      <w:r>
+        <w:rPr>
+          <w:rFonts w:ascii="Times New Roman" w:cs="Times New Roman" w:eastAsia="Times New Roman" w:hAnsi="Times New Roman"/>
+          <w:b/>
+          <w:bCs/>
+          <w:color w:val="1F2937"/>
+          <w:sz w:val="22"/>
+          <w:szCs w:val="22"/>
+        </w:rPr>
+        <w:t xml:space="preserve">Un thème annoncé par la leçon 07 et traité à moitié.</w:t>
+      </w:r>
+      <w:r>
+        <w:rPr>
+          <w:rFonts w:ascii="Times New Roman" w:cs="Times New Roman" w:eastAsia="Times New Roman" w:hAnsi="Times New Roman"/>
+          <w:color w:val="1F2937"/>
+          <w:sz w:val="22"/>
+          <w:szCs w:val="22"/>
+        </w:rPr>
+        <w:t xml:space="preserve"> « Nous analyserons les rendements historiques » : cette leçon donne un rendement annuel brut moyen de 4 % à 5 %/an — une moyenne courante — mais aucune série année par année. Le mot « historique » n'y figure pas une seule fois (vérifié le 26/09/2026). C'est précisé à l'endroit du chiffre plutôt que corrigé : ajouter une série historique serait réécrire la leçon, pas la corriger.</w:t>
+      </w:r>
+    </w:p>
+    <w:p>
+      <w:pPr>
+        <w:spacing w:after="60" w:before="60" w:line="276"/>
+      </w:pPr>
+      <w:r>
+        <w:rPr>
+          <w:rFonts w:ascii="Times New Roman" w:cs="Times New Roman" w:eastAsia="Times New Roman" w:hAnsi="Times New Roman"/>
+          <w:b/>
+          <w:bCs/>
+          <w:color w:val="1F2937"/>
+          <w:sz w:val="22"/>
+          <w:szCs w:val="22"/>
+        </w:rPr>
+        <w:t xml:space="preserve">Et une ligne d'annonce a été ajoutée pour la leçon 09.</w:t>
+      </w:r>
+      <w:r>
+        <w:rPr>
+          <w:rFonts w:ascii="Times New Roman" w:cs="Times New Roman" w:eastAsia="Times New Roman" w:hAnsi="Times New Roman"/>
+          <w:color w:val="1F2937"/>
+          <w:sz w:val="22"/>
+          <w:szCs w:val="22"/>
+        </w:rPr>
+        <w:t xml:space="preserve"> La section « Prochaine leçon » porte désormais « Thèmes annoncés : … », dans les termes qu'elle employait déjà. Sans cette ligne, la leçon suivante ne peut pas être contrôlée sur ce qu'on lui a promis — c'est ce qui est arrivé entre la n°15 et la n°16, et ce qui a fait naître le contrôle.</w:t>
       </w:r>
     </w:p>
     <w:sectPr>

--- a/livrables/lecons/placement-financier/2026-08-01_lecon-placement-financier_08_immobilier-scpi-pierre-papier.docx
+++ b/livrables/lecons/placement-financier/2026-08-01_lecon-placement-financier_08_immobilier-scpi-pierre-papier.docx
@@ -129,7 +129,7 @@
           <w:sz w:val="22"/>
           <w:szCs w:val="22"/>
         </w:rPr>
-        <w:t xml:space="preserve">À l'issue de cette leçon, tu sauras distinguer les trois grands véhicules de « pierre-papier » (SCPI, OPCI, SIIC), identifier leurs frais réels, leurs risques de liquidité et leur fonctionnement fiscal — et comparer l'immobilier indirect à l'immobilier direct.</w:t>
+        <w:t xml:space="preserve">À l'issue de cette leçon, tu sauras distinguer les trois grands véhicules de « pierre-papier » (SCPI, OPCI, SIIC) — terme de La finance pour tous, dont la rubrique porte ce nom, et du guide pédagogique de l'AMF, tous deux en ressources, identifier leurs frais réels, leurs risques de liquidité et leur fonctionnement fiscal — et comparer l'immobilier indirect à l'immobilier direct.</w:t>
       </w:r>
     </w:p>
     <w:p>
@@ -299,6 +299,17 @@
           <w:szCs w:val="26"/>
         </w:rPr>
         <w:t xml:space="preserve">2. La « pierre-papier » : définition et trois véhicules</w:t>
+      </w:r>
+      <w:r>
+        <w:rPr>
+          <w:rFonts w:ascii="Times New Roman" w:cs="Times New Roman" w:eastAsia="Times New Roman" w:hAnsi="Times New Roman"/>
+          <w:i/>
+          <w:iCs/>
+          <w:color w:val="6B7280"/>
+          <w:sz w:val="20"/>
+          <w:szCs w:val="20"/>
+        </w:rPr>
+        <w:t xml:space="preserve"> [Corrigé le 26/09/2026 : le terme « pierre-papier » se trouvait rattaché, par simple proximité, à la seule source nommée alentour — impots.gouv.fr, citée deux paragraphes plus haut pour les taux du PFU, et qui ne l'emploie pas. Le terme vient de La finance pour tous, dont la rubrique s'intitule précisément « La pierre-papier » : lafinancepourtous.com/pratique/immobilier/les-autres-formes-de-detention-d-un-bien-immobilier/la-pierre-papier/, page déjà listée en ressources et rouverte le 26/09/2026. Le guide pédagogique de l'AMF listé plus bas emploie le même terme dans son titre.]</w:t>
       </w:r>
     </w:p>
     <w:p>
@@ -2324,7 +2335,18 @@
           <w:sz w:val="22"/>
           <w:szCs w:val="22"/>
         </w:rPr>
-        <w:t xml:space="preserve">Non. Selon les principes réglementaires (AMF), un placement immobilier est un actif à risque et le capital n'est jamais garanti. L'expression « rendement garanti » est un signal d'alerte : en France, seuls les livrets réglementés d'État et les fonds en euros (assurance-vie) peuvent offrir une garantie en capital sous conditions réglementaires précises. Méfiance systématique face à ce terme sur un produit SCPI.</w:t>
+        <w:t xml:space="preserve">Non. Un placement immobilier est un actif à risque et le capital n'y est jamais garanti. L'expression « rendement garanti » est un signal d'alerte : en France, seuls les livrets réglementés d'État et les fonds en euros (assurance-vie) peuvent offrir une garantie en capital sous conditions réglementaires précises. Méfiance systématique face à ce terme sur un produit SCPI.</w:t>
+      </w:r>
+      <w:r>
+        <w:rPr>
+          <w:rFonts w:ascii="Times New Roman" w:cs="Times New Roman" w:eastAsia="Times New Roman" w:hAnsi="Times New Roman"/>
+          <w:i/>
+          <w:iCs/>
+          <w:color w:val="6B7280"/>
+          <w:sz w:val="20"/>
+          <w:szCs w:val="20"/>
+        </w:rPr>
+        <w:t xml:space="preserve"> [Corrigé le 26/09/2026 : la phrase était introduite par « Selon les principes réglementaires (AMF) ». Vérifié le 26/09/2026 : la seule page AMF listée en ressources, l'espace épargnants, est une page de navigation de 6 363 caractères qui ne contient ni « capital », ni « garanti », ni « risque », ni « immobilier » ; et le guide pédagogique de l'AMF sur les SCPI, listé lui aussi, est un PDF dont le texte n'a pas pu être extrait de façon fiable — je ne peux donc pas confirmer qu'il porte cette affirmation. L'attribution est retirée ; le fond, lui, est exact et reste énoncé comme cadrage de la leçon. Règle du parcours : si tu ne peux pas fournir d'URL testée, ne nomme pas l'organisme.]</w:t>
       </w:r>
     </w:p>
     <w:p>
@@ -3527,6 +3549,88 @@
           <w:szCs w:val="22"/>
         </w:rPr>
         <w:t xml:space="preserve"> La section « Prochaine leçon » porte désormais « Thèmes annoncés : … », dans les termes qu'elle employait déjà. Sans cette ligne, la leçon suivante ne peut pas être contrôlée sur ce qu'on lui a promis — c'est ce qui est arrivé entre la n°15 et la n°16, et ce qui a fait naître le contrôle.</w:t>
+      </w:r>
+    </w:p>
+    <w:p>
+      <w:pPr>
+        <w:spacing w:after="120" w:before="360" w:line="276"/>
+      </w:pPr>
+      <w:r>
+        <w:rPr>
+          <w:rFonts w:ascii="Times New Roman" w:cs="Times New Roman" w:eastAsia="Times New Roman" w:hAnsi="Times New Roman"/>
+          <w:b/>
+          <w:bCs/>
+          <w:color w:val="1F2937"/>
+          <w:sz w:val="22"/>
+          <w:szCs w:val="22"/>
+        </w:rPr>
+        <w:t xml:space="preserve">📝 Journal des corrections — 25 septembre 2026</w:t>
+      </w:r>
+    </w:p>
+    <w:p>
+      <w:pPr>
+        <w:spacing w:after="60" w:before="60" w:line="276"/>
+      </w:pPr>
+      <w:r>
+        <w:rPr>
+          <w:rFonts w:ascii="Times New Roman" w:cs="Times New Roman" w:eastAsia="Times New Roman" w:hAnsi="Times New Roman"/>
+          <w:b/>
+          <w:bCs/>
+          <w:color w:val="1F2937"/>
+          <w:sz w:val="22"/>
+          <w:szCs w:val="22"/>
+        </w:rPr>
+        <w:t xml:space="preserve">Un terme rattaché à la mauvaise source par simple proximité.</w:t>
+      </w:r>
+      <w:r>
+        <w:rPr>
+          <w:rFonts w:ascii="Times New Roman" w:cs="Times New Roman" w:eastAsia="Times New Roman" w:hAnsi="Times New Roman"/>
+          <w:color w:val="1F2937"/>
+          <w:sz w:val="22"/>
+          <w:szCs w:val="22"/>
+        </w:rPr>
+        <w:t xml:space="preserve"> « Pierre-papier » se trouvait imputé à impots.gouv.fr — citée deux paragraphes plus haut pour les taux du PFU, et qui n'emploie pas le terme — faute d'avoir nommé sa source là où il est défini. Il vient de La finance pour tous, dont la rubrique porte ce nom, et le guide pédagogique de l'AMF l'emploie dans son titre : les deux étaient déjà en ressources. C'est la nomination qui manquait, pas la source.</w:t>
+      </w:r>
+    </w:p>
+    <w:p>
+      <w:pPr>
+        <w:spacing w:after="120" w:before="360" w:line="276"/>
+      </w:pPr>
+      <w:r>
+        <w:rPr>
+          <w:rFonts w:ascii="Times New Roman" w:cs="Times New Roman" w:eastAsia="Times New Roman" w:hAnsi="Times New Roman"/>
+          <w:b/>
+          <w:bCs/>
+          <w:color w:val="1F2937"/>
+          <w:sz w:val="22"/>
+          <w:szCs w:val="22"/>
+        </w:rPr>
+        <w:t xml:space="preserve">📝 Journal des corrections — 25 septembre 2026</w:t>
+      </w:r>
+    </w:p>
+    <w:p>
+      <w:pPr>
+        <w:spacing w:after="60" w:before="60" w:line="276"/>
+      </w:pPr>
+      <w:r>
+        <w:rPr>
+          <w:rFonts w:ascii="Times New Roman" w:cs="Times New Roman" w:eastAsia="Times New Roman" w:hAnsi="Times New Roman"/>
+          <w:b/>
+          <w:bCs/>
+          <w:color w:val="1F2937"/>
+          <w:sz w:val="22"/>
+          <w:szCs w:val="22"/>
+        </w:rPr>
+        <w:t xml:space="preserve">Une affirmation prêtée à l'AMF sans page qui la porte.</w:t>
+      </w:r>
+      <w:r>
+        <w:rPr>
+          <w:rFonts w:ascii="Times New Roman" w:cs="Times New Roman" w:eastAsia="Times New Roman" w:hAnsi="Times New Roman"/>
+          <w:color w:val="1F2937"/>
+          <w:sz w:val="22"/>
+          <w:szCs w:val="22"/>
+        </w:rPr>
+        <w:t xml:space="preserve"> « Selon les principes réglementaires (AMF), un placement immobilier est un actif à risque et le capital n'est jamais garanti. » Le fond est exact, mais aucune source listée ne l'établit : la page AMF citée est une page de navigation de 6 363 caractères sans un seul des mots-clés, et le guide PDF de l'AMF n'a pas pu être extrait de façon fiable (vérifié le 26/09/2026). L'attribution est retirée plutôt que déplacée vers une source non lue.</w:t>
       </w:r>
     </w:p>
     <w:sectPr>
